--- a/sro-docs/sro/ЯРД/templates/01_Заявление.docx
+++ b/sro-docs/sro/ЯРД/templates/01_Заявление.docx
@@ -450,23 +450,21 @@
         <w:tblLook w:val="04A0" w:firstRow="1" w:lastRow="0" w:firstColumn="1" w:lastColumn="0" w:noHBand="0" w:noVBand="1"/>
       </w:tblPr>
       <w:tblGrid>
-        <w:gridCol w:w="846"/>
-        <w:gridCol w:w="847"/>
-        <w:gridCol w:w="849"/>
-        <w:gridCol w:w="849"/>
-        <w:gridCol w:w="849"/>
-        <w:gridCol w:w="849"/>
-        <w:gridCol w:w="850"/>
-        <w:gridCol w:w="850"/>
-        <w:gridCol w:w="850"/>
-        <w:gridCol w:w="850"/>
-        <w:gridCol w:w="428"/>
-        <w:gridCol w:w="429"/>
+        <w:gridCol w:w="957"/>
+        <w:gridCol w:w="957"/>
+        <w:gridCol w:w="957"/>
+        <w:gridCol w:w="957"/>
+        <w:gridCol w:w="957"/>
+        <w:gridCol w:w="957"/>
+        <w:gridCol w:w="957"/>
+        <w:gridCol w:w="957"/>
+        <w:gridCol w:w="957"/>
+        <w:gridCol w:w="959"/>
       </w:tblGrid>
       <w:tr>
         <w:tc>
           <w:tcPr>
-            <w:tcW w:w="868" w:type="dxa"/>
+            <w:tcW w:w="957" w:type="dxa"/>
           </w:tcPr>
           <w:p>
             <w:pPr>
@@ -491,7 +489,7 @@
         </w:tc>
         <w:tc>
           <w:tcPr>
-            <w:tcW w:w="869" w:type="dxa"/>
+            <w:tcW w:w="957" w:type="dxa"/>
           </w:tcPr>
           <w:p>
             <w:pPr>
@@ -516,7 +514,7 @@
         </w:tc>
         <w:tc>
           <w:tcPr>
-            <w:tcW w:w="870" w:type="dxa"/>
+            <w:tcW w:w="957" w:type="dxa"/>
           </w:tcPr>
           <w:p>
             <w:pPr>
@@ -541,7 +539,7 @@
         </w:tc>
         <w:tc>
           <w:tcPr>
-            <w:tcW w:w="870" w:type="dxa"/>
+            <w:tcW w:w="957" w:type="dxa"/>
           </w:tcPr>
           <w:p>
             <w:pPr>
@@ -566,7 +564,7 @@
         </w:tc>
         <w:tc>
           <w:tcPr>
-            <w:tcW w:w="870" w:type="dxa"/>
+            <w:tcW w:w="957" w:type="dxa"/>
           </w:tcPr>
           <w:p>
             <w:pPr>
@@ -591,7 +589,7 @@
         </w:tc>
         <w:tc>
           <w:tcPr>
-            <w:tcW w:w="870" w:type="dxa"/>
+            <w:tcW w:w="957" w:type="dxa"/>
           </w:tcPr>
           <w:p>
             <w:pPr>
@@ -616,7 +614,7 @@
         </w:tc>
         <w:tc>
           <w:tcPr>
-            <w:tcW w:w="871" w:type="dxa"/>
+            <w:tcW w:w="957" w:type="dxa"/>
           </w:tcPr>
           <w:p>
             <w:pPr>
@@ -641,7 +639,7 @@
         </w:tc>
         <w:tc>
           <w:tcPr>
-            <w:tcW w:w="871" w:type="dxa"/>
+            <w:tcW w:w="957" w:type="dxa"/>
           </w:tcPr>
           <w:p>
             <w:pPr>
@@ -666,7 +664,7 @@
         </w:tc>
         <w:tc>
           <w:tcPr>
-            <w:tcW w:w="871" w:type="dxa"/>
+            <w:tcW w:w="957" w:type="dxa"/>
           </w:tcPr>
           <w:p>
             <w:pPr>
@@ -691,7 +689,7 @@
         </w:tc>
         <w:tc>
           <w:tcPr>
-            <w:tcW w:w="871" w:type="dxa"/>
+            <w:tcW w:w="959" w:type="dxa"/>
           </w:tcPr>
           <w:p>
             <w:pPr>
@@ -711,61 +709,6 @@
                 <w:szCs w:val="24"/>
               </w:rPr>
               <w:t xml:space="preserve">{{inn_d10}}</w:t>
-            </w:r>
-          </w:p>
-        </w:tc>
-        <w:tc>
-          <w:tcPr>
-            <w:tcW w:w="435" w:type="dxa"/>
-            <w:tcBorders>
-              <w:right w:val="single" w:sz="4" w:space="0" w:color="auto"/>
-            </w:tcBorders>
-          </w:tcPr>
-          <w:p>
-            <w:pPr>
-              <w:spacing w:after="0" w:line="240" w:lineRule="auto"/>
-              <w:ind w:left="-567" w:firstLine="567"/>
-              <w:jc w:val="both"/>
-              <w:rPr>
-                <w:rFonts w:ascii="Times New Roman" w:hAnsi="Times New Roman"/>
-                <w:sz w:val="24"/>
-                <w:szCs w:val="24"/>
-              </w:rPr>
-            </w:pPr>
-            <w:r>
-              <w:rPr>
-                <w:rFonts w:ascii="Times New Roman" w:hAnsi="Times New Roman"/>
-                <w:sz w:val="24"/>
-                <w:szCs w:val="24"/>
-              </w:rPr>
-              <w:t xml:space="preserve">{{inn_d11}}</w:t>
-            </w:r>
-          </w:p>
-        </w:tc>
-        <w:tc>
-          <w:tcPr>
-            <w:tcW w:w="436" w:type="dxa"/>
-            <w:tcBorders>
-              <w:left w:val="single" w:sz="4" w:space="0" w:color="auto"/>
-            </w:tcBorders>
-          </w:tcPr>
-          <w:p>
-            <w:pPr>
-              <w:spacing w:after="0" w:line="240" w:lineRule="auto"/>
-              <w:jc w:val="both"/>
-              <w:rPr>
-                <w:rFonts w:ascii="Times New Roman" w:hAnsi="Times New Roman"/>
-                <w:sz w:val="24"/>
-                <w:szCs w:val="24"/>
-              </w:rPr>
-            </w:pPr>
-            <w:r>
-              <w:rPr>
-                <w:rFonts w:ascii="Times New Roman" w:hAnsi="Times New Roman"/>
-                <w:sz w:val="24"/>
-                <w:szCs w:val="24"/>
-              </w:rPr>
-              <w:t xml:space="preserve">{{inn_d12}}</w:t>
             </w:r>
           </w:p>
         </w:tc>
@@ -851,26 +794,24 @@
         <w:tblLook w:val="04A0" w:firstRow="1" w:lastRow="0" w:firstColumn="1" w:lastColumn="0" w:noHBand="0" w:noVBand="1"/>
       </w:tblPr>
       <w:tblGrid>
-        <w:gridCol w:w="719"/>
-        <w:gridCol w:w="719"/>
-        <w:gridCol w:w="719"/>
-        <w:gridCol w:w="718"/>
-        <w:gridCol w:w="717"/>
-        <w:gridCol w:w="717"/>
-        <w:gridCol w:w="717"/>
-        <w:gridCol w:w="717"/>
-        <w:gridCol w:w="717"/>
-        <w:gridCol w:w="717"/>
-        <w:gridCol w:w="717"/>
-        <w:gridCol w:w="254"/>
-        <w:gridCol w:w="472"/>
-        <w:gridCol w:w="283"/>
-        <w:gridCol w:w="443"/>
+        <w:gridCol w:w="736"/>
+        <w:gridCol w:w="736"/>
+        <w:gridCol w:w="736"/>
+        <w:gridCol w:w="736"/>
+        <w:gridCol w:w="736"/>
+        <w:gridCol w:w="736"/>
+        <w:gridCol w:w="736"/>
+        <w:gridCol w:w="736"/>
+        <w:gridCol w:w="736"/>
+        <w:gridCol w:w="736"/>
+        <w:gridCol w:w="736"/>
+        <w:gridCol w:w="736"/>
+        <w:gridCol w:w="740"/>
       </w:tblGrid>
       <w:tr>
         <w:tc>
           <w:tcPr>
-            <w:tcW w:w="737" w:type="dxa"/>
+            <w:tcW w:w="736" w:type="dxa"/>
           </w:tcPr>
           <w:p>
             <w:pPr>
@@ -895,7 +836,7 @@
         </w:tc>
         <w:tc>
           <w:tcPr>
-            <w:tcW w:w="737" w:type="dxa"/>
+            <w:tcW w:w="736" w:type="dxa"/>
           </w:tcPr>
           <w:p>
             <w:pPr>
@@ -920,7 +861,7 @@
         </w:tc>
         <w:tc>
           <w:tcPr>
-            <w:tcW w:w="737" w:type="dxa"/>
+            <w:tcW w:w="736" w:type="dxa"/>
           </w:tcPr>
           <w:p>
             <w:pPr>
@@ -945,7 +886,7 @@
         </w:tc>
         <w:tc>
           <w:tcPr>
-            <w:tcW w:w="737" w:type="dxa"/>
+            <w:tcW w:w="736" w:type="dxa"/>
           </w:tcPr>
           <w:p>
             <w:pPr>
@@ -1145,7 +1086,7 @@
         </w:tc>
         <w:tc>
           <w:tcPr>
-            <w:tcW w:w="255" w:type="dxa"/>
+            <w:tcW w:w="736" w:type="dxa"/>
             <w:tcBorders>
               <w:right w:val="single" w:sz="4" w:space="0" w:color="auto"/>
             </w:tcBorders>
@@ -1173,7 +1114,7 @@
         </w:tc>
         <w:tc>
           <w:tcPr>
-            <w:tcW w:w="481" w:type="dxa"/>
+            <w:tcW w:w="740" w:type="dxa"/>
             <w:tcBorders>
               <w:left w:val="single" w:sz="4" w:space="0" w:color="auto"/>
             </w:tcBorders>
@@ -1195,62 +1136,6 @@
                 <w:szCs w:val="24"/>
               </w:rPr>
               <w:t xml:space="preserve">{{ogrn_d13}}</w:t>
-            </w:r>
-          </w:p>
-        </w:tc>
-        <w:tc>
-          <w:tcPr>
-            <w:tcW w:w="285" w:type="dxa"/>
-            <w:tcBorders>
-              <w:right w:val="single" w:sz="4" w:space="0" w:color="auto"/>
-            </w:tcBorders>
-          </w:tcPr>
-          <w:p>
-            <w:pPr>
-              <w:spacing w:after="0" w:line="240" w:lineRule="auto"/>
-              <w:ind w:left="-567" w:firstLine="567"/>
-              <w:jc w:val="both"/>
-              <w:rPr>
-                <w:rFonts w:ascii="Times New Roman" w:hAnsi="Times New Roman"/>
-                <w:sz w:val="24"/>
-                <w:szCs w:val="24"/>
-              </w:rPr>
-            </w:pPr>
-            <w:r>
-              <w:rPr>
-                <w:rFonts w:ascii="Times New Roman" w:hAnsi="Times New Roman"/>
-                <w:sz w:val="24"/>
-                <w:szCs w:val="24"/>
-              </w:rPr>
-              <w:t xml:space="preserve">{{ogrn_d14}}</w:t>
-            </w:r>
-          </w:p>
-        </w:tc>
-        <w:tc>
-          <w:tcPr>
-            <w:tcW w:w="451" w:type="dxa"/>
-            <w:tcBorders>
-              <w:left w:val="single" w:sz="4" w:space="0" w:color="auto"/>
-            </w:tcBorders>
-          </w:tcPr>
-          <w:p>
-            <w:pPr>
-              <w:spacing w:after="0" w:line="240" w:lineRule="auto"/>
-              <w:ind w:left="-567" w:firstLine="567"/>
-              <w:jc w:val="both"/>
-              <w:rPr>
-                <w:rFonts w:ascii="Times New Roman" w:hAnsi="Times New Roman"/>
-                <w:sz w:val="24"/>
-                <w:szCs w:val="24"/>
-              </w:rPr>
-            </w:pPr>
-            <w:r>
-              <w:rPr>
-                <w:rFonts w:ascii="Times New Roman" w:hAnsi="Times New Roman"/>
-                <w:sz w:val="24"/>
-                <w:szCs w:val="24"/>
-              </w:rPr>
-              <w:t xml:space="preserve">{{ogrn_d15}}</w:t>
             </w:r>
           </w:p>
         </w:tc>

--- a/sro-docs/sro/ЯРД/templates/01_Заявление.docx
+++ b/sro-docs/sro/ЯРД/templates/01_Заявление.docx
@@ -1242,7 +1242,7 @@
           <w:sz w:val="24"/>
           <w:szCs w:val="24"/>
         </w:rPr>
-        <w:t xml:space="preserve">{{legal_address_street}}</w:t>
+        <w:t xml:space="preserve">{{legal_address}}</w:t>
       </w:r>
       <w:r>
         <w:rPr>
@@ -1294,7 +1294,7 @@
           <w:sz w:val="24"/>
           <w:szCs w:val="24"/>
         </w:rPr>
-        <w:t xml:space="preserve">{{legal_address_house}}</w:t>
+        <w:t xml:space="preserve"/>
       </w:r>
       <w:r>
         <w:rPr>
@@ -1387,7 +1387,7 @@
           <w:sz w:val="24"/>
           <w:szCs w:val="24"/>
         </w:rPr>
-        <w:t xml:space="preserve">{{actual_address_street}}</w:t>
+        <w:t xml:space="preserve">{{actual_address}}</w:t>
       </w:r>
       <w:r>
         <w:rPr>
@@ -1427,6 +1427,38 @@
         </w:rPr>
         <w:t xml:space="preserve">почтовый индекс, субъект Российской Федерации, район, город (населенный пункт), улица (проспект, переулок и др.) </w:t>
       </w:r>
+      <w:r>
+        <w:rPr>
+          <w:rFonts w:ascii="Times New Roman" w:hAnsi="Times New Roman"/>
+          <w:sz w:val="24"/>
+          <w:szCs w:val="24"/>
+        </w:rPr>
+        <w:t xml:space="preserve"/>
+      </w:r>
+      <w:r>
+        <w:rPr>
+          <w:rFonts w:ascii="Times New Roman" w:hAnsi="Times New Roman"/>
+          <w:sz w:val="24"/>
+          <w:szCs w:val="24"/>
+        </w:rPr>
+        <w:t xml:space="preserve"/>
+      </w:r>
+      <w:r>
+        <w:rPr>
+          <w:rFonts w:ascii="Times New Roman" w:hAnsi="Times New Roman"/>
+          <w:sz w:val="24"/>
+          <w:szCs w:val="24"/>
+        </w:rPr>
+        <w:t xml:space="preserve"/>
+      </w:r>
+      <w:r>
+        <w:rPr>
+          <w:rFonts w:ascii="Times New Roman" w:hAnsi="Times New Roman"/>
+          <w:sz w:val="24"/>
+          <w:szCs w:val="24"/>
+        </w:rPr>
+        <w:t xml:space="preserve"/>
+      </w:r>
     </w:p>
     <w:p>
       <w:pPr>
@@ -1436,6 +1468,8 @@
         <w:jc w:val="both"/>
         <w:rPr>
           <w:rFonts w:ascii="Times New Roman" w:hAnsi="Times New Roman"/>
+          <w:b/>
+          <w:bCs/>
           <w:sz w:val="24"/>
           <w:szCs w:val="24"/>
         </w:rPr>
@@ -1443,26 +1477,33 @@
       <w:r>
         <w:rPr>
           <w:rFonts w:ascii="Times New Roman" w:hAnsi="Times New Roman"/>
-          <w:sz w:val="24"/>
-          <w:szCs w:val="24"/>
-        </w:rPr>
-        <w:t xml:space="preserve">{{actual_address_house}}</w:t>
-      </w:r>
-      <w:r>
-        <w:rPr>
-          <w:rFonts w:ascii="Times New Roman" w:hAnsi="Times New Roman"/>
-          <w:sz w:val="24"/>
-          <w:szCs w:val="24"/>
-        </w:rPr>
-        <w:t xml:space="preserve"/>
-      </w:r>
-      <w:r>
-        <w:rPr>
-          <w:rFonts w:ascii="Times New Roman" w:hAnsi="Times New Roman"/>
-          <w:sz w:val="24"/>
-          <w:szCs w:val="24"/>
-        </w:rPr>
-        <w:t xml:space="preserve"/>
+          <w:b/>
+          <w:bCs/>
+          <w:sz w:val="24"/>
+          <w:szCs w:val="24"/>
+        </w:rPr>
+        <w:t>6. Адрес для отправки корреспонденции</w:t>
+      </w:r>
+    </w:p>
+    <w:p>
+      <w:pPr>
+        <w:spacing w:after="0" w:line="240" w:lineRule="atLeast"/>
+        <w:ind w:left="-567"/>
+        <w:contextualSpacing/>
+        <w:jc w:val="both"/>
+        <w:rPr>
+          <w:rFonts w:ascii="Times New Roman" w:hAnsi="Times New Roman"/>
+          <w:sz w:val="24"/>
+          <w:szCs w:val="24"/>
+        </w:rPr>
+      </w:pPr>
+      <w:r>
+        <w:rPr>
+          <w:rFonts w:ascii="Times New Roman" w:hAnsi="Times New Roman"/>
+          <w:sz w:val="24"/>
+          <w:szCs w:val="24"/>
+        </w:rPr>
+        <w:t xml:space="preserve">{{postal_address}}</w:t>
       </w:r>
       <w:r>
         <w:rPr>
@@ -1481,8 +1522,6 @@
         <w:jc w:val="both"/>
         <w:rPr>
           <w:rFonts w:ascii="Times New Roman" w:hAnsi="Times New Roman"/>
-          <w:b/>
-          <w:bCs/>
           <w:sz w:val="24"/>
           <w:szCs w:val="24"/>
         </w:rPr>
@@ -1490,33 +1529,19 @@
       <w:r>
         <w:rPr>
           <w:rFonts w:ascii="Times New Roman" w:hAnsi="Times New Roman"/>
-          <w:b/>
-          <w:bCs/>
-          <w:sz w:val="24"/>
-          <w:szCs w:val="24"/>
-        </w:rPr>
-        <w:t>6. Адрес для отправки корреспонденции</w:t>
-      </w:r>
-    </w:p>
-    <w:p>
-      <w:pPr>
-        <w:spacing w:after="0" w:line="240" w:lineRule="atLeast"/>
-        <w:ind w:left="-567"/>
-        <w:contextualSpacing/>
-        <w:jc w:val="both"/>
-        <w:rPr>
-          <w:rFonts w:ascii="Times New Roman" w:hAnsi="Times New Roman"/>
-          <w:sz w:val="24"/>
-          <w:szCs w:val="24"/>
-        </w:rPr>
-      </w:pPr>
-      <w:r>
-        <w:rPr>
-          <w:rFonts w:ascii="Times New Roman" w:hAnsi="Times New Roman"/>
-          <w:sz w:val="24"/>
-          <w:szCs w:val="24"/>
-        </w:rPr>
-        <w:t xml:space="preserve">{{postal_address_street}}</w:t>
+          <w:sz w:val="24"/>
+          <w:szCs w:val="24"/>
+          <w:vertAlign w:val="superscript"/>
+        </w:rPr>
+        <w:t xml:space="preserve">почтовый индекс, субъект Российской Федерации, район, город (населенный пункт), улица (проспект, переулок и др.) </w:t>
+      </w:r>
+      <w:r>
+        <w:rPr>
+          <w:rFonts w:ascii="Times New Roman" w:hAnsi="Times New Roman"/>
+          <w:sz w:val="24"/>
+          <w:szCs w:val="24"/>
+        </w:rPr>
+        <w:t xml:space="preserve"/>
       </w:r>
       <w:r>
         <w:rPr>
@@ -1537,6 +1562,7 @@
           <w:rFonts w:ascii="Times New Roman" w:hAnsi="Times New Roman"/>
           <w:sz w:val="24"/>
           <w:szCs w:val="24"/>
+          <w:vertAlign w:val="superscript"/>
         </w:rPr>
       </w:pPr>
       <w:r>
@@ -1546,7 +1572,7 @@
           <w:szCs w:val="24"/>
           <w:vertAlign w:val="superscript"/>
         </w:rPr>
-        <w:t xml:space="preserve">почтовый индекс, субъект Российской Федерации, район, город (населенный пункт), улица (проспект, переулок и др.) </w:t>
+        <w:t>и номер дома (владения), корпуса (строения) и офиса</w:t>
       </w:r>
     </w:p>
     <w:p>
@@ -1557,6 +1583,8 @@
         <w:jc w:val="both"/>
         <w:rPr>
           <w:rFonts w:ascii="Times New Roman" w:hAnsi="Times New Roman"/>
+          <w:b/>
+          <w:bCs/>
           <w:sz w:val="24"/>
           <w:szCs w:val="24"/>
         </w:rPr>
@@ -1564,10 +1592,40 @@
       <w:r>
         <w:rPr>
           <w:rFonts w:ascii="Times New Roman" w:hAnsi="Times New Roman"/>
-          <w:sz w:val="24"/>
-          <w:szCs w:val="24"/>
-        </w:rPr>
-        <w:t xml:space="preserve">{{postal_address_house}}</w:t>
+          <w:b/>
+          <w:bCs/>
+          <w:sz w:val="24"/>
+          <w:szCs w:val="24"/>
+        </w:rPr>
+        <w:t>7. Контактные данные:</w:t>
+      </w:r>
+    </w:p>
+    <w:p>
+      <w:pPr>
+        <w:spacing w:after="0" w:line="240" w:lineRule="atLeast"/>
+        <w:ind w:left="-567"/>
+        <w:contextualSpacing/>
+        <w:rPr>
+          <w:rFonts w:ascii="Times New Roman" w:hAnsi="Times New Roman"/>
+          <w:sz w:val="24"/>
+          <w:szCs w:val="24"/>
+        </w:rPr>
+      </w:pPr>
+      <w:r>
+        <w:rPr>
+          <w:rFonts w:ascii="Times New Roman" w:hAnsi="Times New Roman"/>
+          <w:sz w:val="24"/>
+          <w:szCs w:val="24"/>
+        </w:rPr>
+        <w:t xml:space="preserve">{{director_contact_line}}</w:t>
+      </w:r>
+      <w:r>
+        <w:rPr>
+          <w:rFonts w:ascii="Times New Roman" w:hAnsi="Times New Roman"/>
+          <w:sz w:val="24"/>
+          <w:szCs w:val="24"/>
+        </w:rPr>
+        <w:t xml:space="preserve"/>
       </w:r>
       <w:r>
         <w:rPr>
@@ -1583,90 +1641,6 @@
         <w:spacing w:after="0" w:line="240" w:lineRule="atLeast"/>
         <w:ind w:left="-567" w:firstLine="567"/>
         <w:contextualSpacing/>
-        <w:jc w:val="both"/>
-        <w:rPr>
-          <w:rFonts w:ascii="Times New Roman" w:hAnsi="Times New Roman"/>
-          <w:sz w:val="24"/>
-          <w:szCs w:val="24"/>
-          <w:vertAlign w:val="superscript"/>
-        </w:rPr>
-      </w:pPr>
-      <w:r>
-        <w:rPr>
-          <w:rFonts w:ascii="Times New Roman" w:hAnsi="Times New Roman"/>
-          <w:sz w:val="24"/>
-          <w:szCs w:val="24"/>
-          <w:vertAlign w:val="superscript"/>
-        </w:rPr>
-        <w:t>и номер дома (владения), корпуса (строения) и офиса</w:t>
-      </w:r>
-    </w:p>
-    <w:p>
-      <w:pPr>
-        <w:spacing w:after="0" w:line="240" w:lineRule="atLeast"/>
-        <w:ind w:left="-567" w:firstLine="567"/>
-        <w:contextualSpacing/>
-        <w:jc w:val="both"/>
-        <w:rPr>
-          <w:rFonts w:ascii="Times New Roman" w:hAnsi="Times New Roman"/>
-          <w:b/>
-          <w:bCs/>
-          <w:sz w:val="24"/>
-          <w:szCs w:val="24"/>
-        </w:rPr>
-      </w:pPr>
-      <w:r>
-        <w:rPr>
-          <w:rFonts w:ascii="Times New Roman" w:hAnsi="Times New Roman"/>
-          <w:b/>
-          <w:bCs/>
-          <w:sz w:val="24"/>
-          <w:szCs w:val="24"/>
-        </w:rPr>
-        <w:t>7. Контактные данные:</w:t>
-      </w:r>
-    </w:p>
-    <w:p>
-      <w:pPr>
-        <w:spacing w:after="0" w:line="240" w:lineRule="atLeast"/>
-        <w:ind w:left="-567"/>
-        <w:contextualSpacing/>
-        <w:rPr>
-          <w:rFonts w:ascii="Times New Roman" w:hAnsi="Times New Roman"/>
-          <w:sz w:val="24"/>
-          <w:szCs w:val="24"/>
-        </w:rPr>
-      </w:pPr>
-      <w:r>
-        <w:rPr>
-          <w:rFonts w:ascii="Times New Roman" w:hAnsi="Times New Roman"/>
-          <w:sz w:val="24"/>
-          <w:szCs w:val="24"/>
-        </w:rPr>
-        <w:t xml:space="preserve">{{director_contact_line}}</w:t>
-      </w:r>
-      <w:r>
-        <w:rPr>
-          <w:rFonts w:ascii="Times New Roman" w:hAnsi="Times New Roman"/>
-          <w:sz w:val="24"/>
-          <w:szCs w:val="24"/>
-        </w:rPr>
-        <w:t xml:space="preserve"/>
-      </w:r>
-      <w:r>
-        <w:rPr>
-          <w:rFonts w:ascii="Times New Roman" w:hAnsi="Times New Roman"/>
-          <w:sz w:val="24"/>
-          <w:szCs w:val="24"/>
-        </w:rPr>
-        <w:t xml:space="preserve"/>
-      </w:r>
-    </w:p>
-    <w:p>
-      <w:pPr>
-        <w:spacing w:after="0" w:line="240" w:lineRule="atLeast"/>
-        <w:ind w:left="-567" w:firstLine="567"/>
-        <w:contextualSpacing/>
         <w:rPr>
           <w:rFonts w:ascii="Times New Roman" w:hAnsi="Times New Roman"/>
           <w:sz w:val="24"/>
@@ -1764,25 +1738,13 @@
         </w:rPr>
         <w:t xml:space="preserve"> </w:t>
       </w:r>
-    </w:p>
-    <w:p>
-      <w:pPr>
-        <w:spacing w:after="0" w:line="240" w:lineRule="atLeast"/>
-        <w:ind w:left="-567" w:firstLine="567"/>
-        <w:contextualSpacing/>
-        <w:rPr>
-          <w:rFonts w:ascii="Times New Roman" w:hAnsi="Times New Roman"/>
-          <w:sz w:val="24"/>
-          <w:szCs w:val="24"/>
-        </w:rPr>
-      </w:pPr>
-      <w:r>
-        <w:rPr>
-          <w:rFonts w:ascii="Times New Roman" w:hAnsi="Times New Roman"/>
-          <w:sz w:val="24"/>
-          <w:szCs w:val="24"/>
-        </w:rPr>
-        <w:t xml:space="preserve">{{director_contact_line}}</w:t>
+      <w:r>
+        <w:rPr>
+          <w:rFonts w:ascii="Times New Roman" w:hAnsi="Times New Roman"/>
+          <w:sz w:val="24"/>
+          <w:szCs w:val="24"/>
+        </w:rPr>
+        <w:t xml:space="preserve"/>
       </w:r>
       <w:r>
         <w:rPr>
@@ -1914,14 +1876,6 @@
           <w:szCs w:val="24"/>
         </w:rPr>
       </w:pPr>
-      <w:r>
-        <w:rPr>
-          <w:rFonts w:ascii="Times New Roman" w:hAnsi="Times New Roman"/>
-          <w:sz w:val="24"/>
-          <w:szCs w:val="24"/>
-        </w:rPr>
-        <w:t xml:space="preserve">{{company_contact_line}}</w:t>
-      </w:r>
     </w:p>
     <w:p>
       <w:pPr>
